--- a/Система/Созыкин/14 - HTTP API.docx
+++ b/Система/Созыкин/14 - HTTP API.docx
@@ -6,67 +6,2064 @@
       <w:pPr>
         <w:pStyle w:val="Normal"/>
         <w:spacing w:before="0" w:after="0"/>
+        <w:rPr/>
+      </w:pPr>
+      <w:r>
         <w:rPr>
           <w:b/>
           <w:bCs/>
         </w:rPr>
-      </w:pPr>
+        <w:t xml:space="preserve">По </w:t>
+      </w:r>
       <w:r>
         <w:rPr>
           <w:b/>
           <w:bCs/>
-        </w:rPr>
-        <w:t xml:space="preserve">По </w:t>
+          <w:lang w:val="en-US"/>
+        </w:rPr>
+        <w:t xml:space="preserve">HTTP </w:t>
       </w:r>
       <w:r>
         <w:rPr>
           <w:b/>
           <w:bCs/>
-          <w:lang w:val="en-US"/>
-        </w:rPr>
-        <w:t xml:space="preserve">HTTP </w:t>
+          <w:lang w:val="ru-RU"/>
+        </w:rPr>
+        <w:t xml:space="preserve">можно передавать только </w:t>
       </w:r>
       <w:r>
         <w:rPr>
           <w:b/>
           <w:bCs/>
-          <w:lang w:val="ru-RU"/>
-        </w:rPr>
-        <w:t xml:space="preserve">можно передавать только </w:t>
+          <w:lang w:val="en-US"/>
+        </w:rPr>
+        <w:t>Web-</w:t>
       </w:r>
       <w:r>
         <w:rPr>
           <w:b/>
           <w:bCs/>
-          <w:lang w:val="en-US"/>
-        </w:rPr>
-        <w:t>Web-</w:t>
+          <w:lang w:val="ru-RU"/>
+        </w:rPr>
+        <w:t xml:space="preserve">страницы </w:t>
       </w:r>
       <w:r>
         <w:rPr>
           <w:b/>
           <w:bCs/>
-          <w:lang w:val="ru-RU"/>
-        </w:rPr>
-        <w:t>страницы?</w:t>
-      </w:r>
-    </w:p>
-    <w:p>
-      <w:pPr>
-        <w:pStyle w:val="Normal"/>
-        <w:spacing w:before="0" w:after="0"/>
+          <w:lang w:val="en-US"/>
+        </w:rPr>
+        <w:t>html</w:t>
+      </w:r>
+      <w:r>
         <w:rPr>
           <w:b/>
           <w:bCs/>
-        </w:rPr>
-      </w:pPr>
-      <w:r>
-        <w:rPr>
-          <w:b/>
-          <w:bCs/>
+          <w:lang w:val="ru-RU"/>
+        </w:rPr>
+        <w:t>?</w:t>
+      </w:r>
+    </w:p>
+    <w:p>
+      <w:pPr>
+        <w:pStyle w:val="Normal"/>
+        <w:spacing w:before="0" w:after="0"/>
+        <w:rPr/>
+      </w:pPr>
+      <w:r>
+        <w:rPr>
+          <w:b w:val="false"/>
+          <w:bCs w:val="false"/>
           <w:lang w:val="ru-RU"/>
         </w:rPr>
         <w:t>Нет.</w:t>
+      </w:r>
+    </w:p>
+    <w:p>
+      <w:pPr>
+        <w:pStyle w:val="Normal"/>
+        <w:spacing w:before="0" w:after="0"/>
+        <w:rPr/>
+      </w:pPr>
+      <w:r>
+        <w:rPr>
+          <w:b w:val="false"/>
+          <w:bCs w:val="false"/>
+          <w:lang w:val="ru-RU"/>
+        </w:rPr>
+        <w:t xml:space="preserve">Помимо </w:t>
+      </w:r>
+      <w:r>
+        <w:rPr>
+          <w:b w:val="false"/>
+          <w:bCs w:val="false"/>
+          <w:lang w:val="en-US"/>
+        </w:rPr>
+        <w:t xml:space="preserve">HTML, </w:t>
+      </w:r>
+      <w:r>
+        <w:rPr>
+          <w:b w:val="false"/>
+          <w:bCs w:val="false"/>
+          <w:lang w:val="ru-RU"/>
+        </w:rPr>
+        <w:t xml:space="preserve">большие страницы содержат изображения, видео, </w:t>
+      </w:r>
+      <w:r>
+        <w:rPr>
+          <w:b w:val="false"/>
+          <w:bCs w:val="false"/>
+          <w:lang w:val="en-US"/>
+        </w:rPr>
+        <w:t xml:space="preserve">CSS, JS – </w:t>
+      </w:r>
+      <w:r>
+        <w:rPr>
+          <w:b w:val="false"/>
+          <w:bCs w:val="false"/>
+          <w:lang w:val="ru-RU"/>
+        </w:rPr>
+        <w:t xml:space="preserve">всё это можно загружать с использованием протокола </w:t>
+      </w:r>
+      <w:r>
+        <w:rPr>
+          <w:b w:val="false"/>
+          <w:bCs w:val="false"/>
+          <w:lang w:val="en-US"/>
+        </w:rPr>
+        <w:t>HTTP.</w:t>
+      </w:r>
+    </w:p>
+    <w:p>
+      <w:pPr>
+        <w:pStyle w:val="Normal"/>
+        <w:spacing w:before="0" w:after="0"/>
+        <w:rPr>
+          <w:lang w:val="en-US"/>
+        </w:rPr>
+      </w:pPr>
+      <w:r>
+        <w:rPr>
+          <w:lang w:val="en-US"/>
+        </w:rPr>
+      </w:r>
+    </w:p>
+    <w:p>
+      <w:pPr>
+        <w:pStyle w:val="Normal"/>
+        <w:spacing w:before="0" w:after="0"/>
+        <w:rPr/>
+      </w:pPr>
+      <w:r>
+        <w:rPr>
+          <w:b w:val="false"/>
+          <w:bCs w:val="false"/>
+          <w:lang w:val="ru-RU"/>
+        </w:rPr>
+        <w:t xml:space="preserve">Сейчас </w:t>
+      </w:r>
+      <w:r>
+        <w:rPr>
+          <w:b w:val="false"/>
+          <w:bCs w:val="false"/>
+          <w:lang w:val="en-US"/>
+        </w:rPr>
+        <w:t xml:space="preserve">HTTP </w:t>
+      </w:r>
+      <w:r>
+        <w:rPr>
+          <w:b w:val="false"/>
+          <w:bCs w:val="false"/>
+          <w:lang w:val="ru-RU"/>
+        </w:rPr>
+        <w:t xml:space="preserve">ещё применяется для реализации </w:t>
+      </w:r>
+      <w:r>
+        <w:rPr>
+          <w:b w:val="false"/>
+          <w:bCs w:val="false"/>
+          <w:lang w:val="en-US"/>
+        </w:rPr>
+        <w:t xml:space="preserve">API </w:t>
+      </w:r>
+      <w:r>
+        <w:rPr>
+          <w:b w:val="false"/>
+          <w:bCs w:val="false"/>
+          <w:lang w:val="ru-RU"/>
+        </w:rPr>
+        <w:t>(</w:t>
+      </w:r>
+      <w:r>
+        <w:rPr>
+          <w:b w:val="false"/>
+          <w:bCs w:val="false"/>
+          <w:lang w:val="en-US"/>
+        </w:rPr>
+        <w:t>Application Programming Interface</w:t>
+      </w:r>
+      <w:r>
+        <w:rPr>
+          <w:b w:val="false"/>
+          <w:bCs w:val="false"/>
+          <w:lang w:val="ru-RU"/>
+        </w:rPr>
+        <w:t>)</w:t>
+      </w:r>
+      <w:r>
+        <w:rPr>
+          <w:b w:val="false"/>
+          <w:bCs w:val="false"/>
+          <w:lang w:val="en-US"/>
+        </w:rPr>
+        <w:t>(</w:t>
+      </w:r>
+      <w:r>
+        <w:rPr>
+          <w:b w:val="false"/>
+          <w:bCs w:val="false"/>
+          <w:lang w:val="ru-RU"/>
+        </w:rPr>
+        <w:t xml:space="preserve">похоже речь идёт о </w:t>
+      </w:r>
+      <w:r>
+        <w:rPr>
+          <w:b w:val="false"/>
+          <w:bCs w:val="false"/>
+          <w:lang w:val="en-US"/>
+        </w:rPr>
+        <w:t>REST API)</w:t>
+      </w:r>
+      <w:r>
+        <w:rPr>
+          <w:b w:val="false"/>
+          <w:bCs w:val="false"/>
+          <w:lang w:val="ru-RU"/>
+        </w:rPr>
+        <w:t xml:space="preserve">. </w:t>
+      </w:r>
+    </w:p>
+    <w:p>
+      <w:pPr>
+        <w:pStyle w:val="Normal"/>
+        <w:spacing w:before="0" w:after="0"/>
+        <w:rPr/>
+      </w:pPr>
+      <w:r>
+        <w:rPr>
+          <w:b w:val="false"/>
+          <w:bCs w:val="false"/>
+          <w:lang w:val="ru-RU"/>
+        </w:rPr>
+        <w:t xml:space="preserve">Это позволяет с помощью протокола </w:t>
+      </w:r>
+      <w:r>
+        <w:rPr>
+          <w:b w:val="false"/>
+          <w:bCs w:val="false"/>
+          <w:lang w:val="en-US"/>
+        </w:rPr>
+        <w:t xml:space="preserve">HTTP </w:t>
+      </w:r>
+      <w:r>
+        <w:rPr>
+          <w:b w:val="false"/>
+          <w:bCs w:val="false"/>
+          <w:lang w:val="ru-RU"/>
+        </w:rPr>
+        <w:t xml:space="preserve">вызывать программы которые расположены на сервере. </w:t>
+      </w:r>
+      <w:r>
+        <w:rPr>
+          <w:b w:val="false"/>
+          <w:bCs w:val="false"/>
+          <w:lang w:val="ru-RU"/>
+        </w:rPr>
+        <w:t xml:space="preserve">Сохраняется стандартная логика </w:t>
+      </w:r>
+      <w:r>
+        <w:rPr>
+          <w:b w:val="false"/>
+          <w:bCs w:val="false"/>
+          <w:lang w:val="en-US"/>
+        </w:rPr>
+        <w:t xml:space="preserve">HTTP: </w:t>
+      </w:r>
+      <w:r>
+        <w:rPr>
+          <w:b w:val="false"/>
+          <w:bCs w:val="false"/>
+          <w:lang w:val="ru-RU"/>
+        </w:rPr>
+        <w:t xml:space="preserve">запрос-ответ. </w:t>
+      </w:r>
+      <w:r>
+        <w:rPr>
+          <w:b w:val="false"/>
+          <w:bCs w:val="false"/>
+          <w:lang w:val="ru-RU"/>
+        </w:rPr>
+        <w:t>Прога срабатывает, и возвращает в качестве</w:t>
+      </w:r>
+      <w:r>
+        <w:rPr>
+          <w:b w:val="false"/>
+          <w:bCs w:val="false"/>
+          <w:lang w:val="en-US"/>
+        </w:rPr>
+        <w:t xml:space="preserve"> HTTP-</w:t>
+      </w:r>
+      <w:r>
+        <w:rPr>
+          <w:b w:val="false"/>
+          <w:bCs w:val="false"/>
+          <w:lang w:val="ru-RU"/>
+        </w:rPr>
+        <w:t xml:space="preserve">ответа чаще всего документ в формате </w:t>
+      </w:r>
+      <w:r>
+        <w:rPr>
+          <w:b w:val="false"/>
+          <w:bCs w:val="false"/>
+          <w:lang w:val="en-US"/>
+        </w:rPr>
+        <w:t xml:space="preserve">JSON, YAML </w:t>
+      </w:r>
+      <w:r>
+        <w:rPr>
+          <w:b w:val="false"/>
+          <w:bCs w:val="false"/>
+          <w:lang w:val="ru-RU"/>
+        </w:rPr>
+        <w:t xml:space="preserve">и вообще может вернуть разные типы ресурсов, которые поддерживаются протоколом </w:t>
+      </w:r>
+      <w:r>
+        <w:rPr>
+          <w:b w:val="false"/>
+          <w:bCs w:val="false"/>
+          <w:lang w:val="en-US"/>
+        </w:rPr>
+        <w:t>HTTP.</w:t>
+      </w:r>
+      <w:r>
+        <w:rPr>
+          <w:b w:val="false"/>
+          <w:bCs w:val="false"/>
+          <w:lang w:val="ru-RU"/>
+        </w:rPr>
+        <w:t xml:space="preserve"> </w:t>
+      </w:r>
+      <w:r>
+        <w:rPr>
+          <w:b w:val="false"/>
+          <w:bCs w:val="false"/>
+          <w:lang w:val="ru-RU"/>
+        </w:rPr>
+        <w:t>Тут мы обращаемся по</w:t>
+      </w:r>
+      <w:r>
+        <w:rPr>
+          <w:b w:val="false"/>
+          <w:bCs w:val="false"/>
+          <w:lang w:val="en-US"/>
+        </w:rPr>
+        <w:t xml:space="preserve"> URL </w:t>
+      </w:r>
+      <w:r>
+        <w:rPr>
+          <w:b w:val="false"/>
+          <w:bCs w:val="false"/>
+          <w:lang w:val="ru-RU"/>
+        </w:rPr>
+        <w:t>не к вэб-странице а к программе.</w:t>
+      </w:r>
+    </w:p>
+    <w:p>
+      <w:pPr>
+        <w:pStyle w:val="Normal"/>
+        <w:spacing w:before="0" w:after="0"/>
+        <w:rPr>
+          <w:lang w:val="en-US"/>
+        </w:rPr>
+      </w:pPr>
+      <w:r>
+        <w:rPr>
+          <w:lang w:val="en-US"/>
+        </w:rPr>
+      </w:r>
+    </w:p>
+    <w:p>
+      <w:pPr>
+        <w:pStyle w:val="Normal"/>
+        <w:spacing w:before="0" w:after="0"/>
+        <w:rPr/>
+      </w:pPr>
+      <w:r>
+        <w:rPr>
+          <w:b w:val="false"/>
+          <w:bCs w:val="false"/>
+          <w:lang w:val="ru-RU"/>
+        </w:rPr>
+        <w:t xml:space="preserve">Например, </w:t>
+      </w:r>
+      <w:r>
+        <w:rPr>
+          <w:b w:val="false"/>
+          <w:bCs w:val="false"/>
+          <w:lang w:val="en-US"/>
+        </w:rPr>
+        <w:t xml:space="preserve">API </w:t>
+      </w:r>
+      <w:r>
+        <w:rPr>
+          <w:b w:val="false"/>
+          <w:bCs w:val="false"/>
+          <w:lang w:val="ru-RU"/>
+        </w:rPr>
+        <w:t xml:space="preserve">который по </w:t>
+      </w:r>
+      <w:r>
+        <w:rPr>
+          <w:b w:val="false"/>
+          <w:bCs w:val="false"/>
+          <w:lang w:val="en-US"/>
+        </w:rPr>
+        <w:t xml:space="preserve">IP </w:t>
+      </w:r>
+      <w:r>
+        <w:rPr>
+          <w:b w:val="false"/>
+          <w:bCs w:val="false"/>
+          <w:lang w:val="ru-RU"/>
+        </w:rPr>
+        <w:t xml:space="preserve">позволяет определить регион нахождения </w:t>
+      </w:r>
+      <w:r>
+        <w:rPr>
+          <w:b w:val="false"/>
+          <w:bCs w:val="false"/>
+          <w:lang w:val="en-US"/>
+        </w:rPr>
+        <w:t xml:space="preserve">IP </w:t>
+      </w:r>
+      <w:r>
+        <w:rPr>
+          <w:b w:val="false"/>
+          <w:bCs w:val="false"/>
+          <w:lang w:val="ru-RU"/>
+        </w:rPr>
+        <w:t>адреса.</w:t>
+      </w:r>
+    </w:p>
+    <w:p>
+      <w:pPr>
+        <w:pStyle w:val="Normal"/>
+        <w:spacing w:before="0" w:after="0"/>
+        <w:rPr/>
+      </w:pPr>
+      <w:r>
+        <w:rPr/>
+        <w:drawing>
+          <wp:anchor behindDoc="0" distT="0" distB="0" distL="0" distR="0" simplePos="0" locked="0" layoutInCell="0" allowOverlap="1" relativeHeight="2">
+            <wp:simplePos x="0" y="0"/>
+            <wp:positionH relativeFrom="column">
+              <wp:posOffset>1412875</wp:posOffset>
+            </wp:positionH>
+            <wp:positionV relativeFrom="paragraph">
+              <wp:posOffset>22225</wp:posOffset>
+            </wp:positionV>
+            <wp:extent cx="3617595" cy="942340"/>
+            <wp:effectExtent l="0" t="0" r="0" b="0"/>
+            <wp:wrapSquare wrapText="largest"/>
+            <wp:docPr id="1" name="Изображение1" descr=""/>
+            <wp:cNvGraphicFramePr>
+              <a:graphicFrameLocks xmlns:a="http://schemas.openxmlformats.org/drawingml/2006/main" noChangeAspect="1"/>
+            </wp:cNvGraphicFramePr>
+            <a:graphic xmlns:a="http://schemas.openxmlformats.org/drawingml/2006/main">
+              <a:graphicData uri="http://schemas.openxmlformats.org/drawingml/2006/picture">
+                <pic:pic xmlns:pic="http://schemas.openxmlformats.org/drawingml/2006/picture">
+                  <pic:nvPicPr>
+                    <pic:cNvPr id="1" name="Изображение1" descr=""/>
+                    <pic:cNvPicPr>
+                      <a:picLocks noChangeAspect="1" noChangeArrowheads="1"/>
+                    </pic:cNvPicPr>
+                  </pic:nvPicPr>
+                  <pic:blipFill>
+                    <a:blip r:embed="rId2"/>
+                    <a:stretch>
+                      <a:fillRect/>
+                    </a:stretch>
+                  </pic:blipFill>
+                  <pic:spPr bwMode="auto">
+                    <a:xfrm>
+                      <a:off x="0" y="0"/>
+                      <a:ext cx="3617595" cy="942340"/>
+                    </a:xfrm>
+                    <a:prstGeom prst="rect">
+                      <a:avLst/>
+                    </a:prstGeom>
+                  </pic:spPr>
+                </pic:pic>
+              </a:graphicData>
+            </a:graphic>
+          </wp:anchor>
+        </w:drawing>
+      </w:r>
+    </w:p>
+    <w:p>
+      <w:pPr>
+        <w:pStyle w:val="Normal"/>
+        <w:spacing w:before="0" w:after="0"/>
+        <w:rPr>
+          <w:b w:val="false"/>
+          <w:bCs w:val="false"/>
+          <w:lang w:val="ru-RU"/>
+        </w:rPr>
+      </w:pPr>
+      <w:r>
+        <w:rPr>
+          <w:b w:val="false"/>
+          <w:bCs w:val="false"/>
+          <w:lang w:val="ru-RU"/>
+        </w:rPr>
+      </w:r>
+    </w:p>
+    <w:p>
+      <w:pPr>
+        <w:pStyle w:val="Normal"/>
+        <w:spacing w:before="0" w:after="0"/>
+        <w:rPr>
+          <w:b w:val="false"/>
+          <w:bCs w:val="false"/>
+          <w:lang w:val="ru-RU"/>
+        </w:rPr>
+      </w:pPr>
+      <w:r>
+        <w:rPr>
+          <w:b w:val="false"/>
+          <w:bCs w:val="false"/>
+          <w:lang w:val="ru-RU"/>
+        </w:rPr>
+      </w:r>
+    </w:p>
+    <w:p>
+      <w:pPr>
+        <w:pStyle w:val="Normal"/>
+        <w:spacing w:before="0" w:after="0"/>
+        <w:rPr>
+          <w:b w:val="false"/>
+          <w:bCs w:val="false"/>
+          <w:lang w:val="ru-RU"/>
+        </w:rPr>
+      </w:pPr>
+      <w:r>
+        <w:rPr>
+          <w:b w:val="false"/>
+          <w:bCs w:val="false"/>
+          <w:lang w:val="ru-RU"/>
+        </w:rPr>
+      </w:r>
+    </w:p>
+    <w:p>
+      <w:pPr>
+        <w:pStyle w:val="Normal"/>
+        <w:spacing w:before="0" w:after="0"/>
+        <w:rPr>
+          <w:b w:val="false"/>
+          <w:bCs w:val="false"/>
+          <w:lang w:val="ru-RU"/>
+        </w:rPr>
+      </w:pPr>
+      <w:r>
+        <w:rPr>
+          <w:b w:val="false"/>
+          <w:bCs w:val="false"/>
+          <w:lang w:val="ru-RU"/>
+        </w:rPr>
+      </w:r>
+    </w:p>
+    <w:p>
+      <w:pPr>
+        <w:pStyle w:val="Normal"/>
+        <w:spacing w:before="0" w:after="0"/>
+        <w:rPr/>
+      </w:pPr>
+      <w:r>
+        <w:rPr>
+          <w:b w:val="false"/>
+          <w:bCs w:val="false"/>
+          <w:lang w:val="ru-RU"/>
+        </w:rPr>
+        <w:t xml:space="preserve">При запросе к </w:t>
+      </w:r>
+      <w:r>
+        <w:rPr>
+          <w:b w:val="false"/>
+          <w:bCs w:val="false"/>
+          <w:lang w:val="en-US"/>
+        </w:rPr>
+        <w:t xml:space="preserve">API </w:t>
+      </w:r>
+      <w:r>
+        <w:rPr>
+          <w:b w:val="false"/>
+          <w:bCs w:val="false"/>
+          <w:lang w:val="ru-RU"/>
+        </w:rPr>
+        <w:t xml:space="preserve">параметры запроса передаются прямо в </w:t>
+      </w:r>
+      <w:r>
+        <w:rPr>
+          <w:b w:val="false"/>
+          <w:bCs w:val="false"/>
+          <w:lang w:val="en-US"/>
+        </w:rPr>
+        <w:t>URL</w:t>
+      </w:r>
+      <w:r>
+        <w:rPr>
+          <w:b w:val="false"/>
+          <w:bCs w:val="false"/>
+          <w:lang w:val="ru-RU"/>
+        </w:rPr>
+        <w:t xml:space="preserve"> </w:t>
+      </w:r>
+      <w:r>
+        <w:rPr>
+          <w:b w:val="false"/>
+          <w:bCs w:val="false"/>
+          <w:lang w:val="ru-RU"/>
+        </w:rPr>
+        <w:t>как часть</w:t>
+      </w:r>
+      <w:r>
+        <w:rPr>
+          <w:b w:val="false"/>
+          <w:bCs w:val="false"/>
+          <w:lang w:val="en-US"/>
+        </w:rPr>
+        <w:t xml:space="preserve"> URL,</w:t>
+      </w:r>
+      <w:r>
+        <w:rPr>
+          <w:b w:val="false"/>
+          <w:bCs w:val="false"/>
+          <w:lang w:val="ru-RU"/>
+        </w:rPr>
+        <w:t xml:space="preserve"> как параметры в</w:t>
+      </w:r>
+      <w:r>
+        <w:rPr>
+          <w:b w:val="false"/>
+          <w:bCs w:val="false"/>
+          <w:lang w:val="en-US"/>
+        </w:rPr>
+        <w:t xml:space="preserve"> URL</w:t>
+      </w:r>
+      <w:r>
+        <w:rPr>
+          <w:b w:val="false"/>
+          <w:bCs w:val="false"/>
+          <w:lang w:val="en-US"/>
+        </w:rPr>
+        <w:t xml:space="preserve"> </w:t>
+      </w:r>
+      <w:r>
+        <w:rPr>
+          <w:b w:val="false"/>
+          <w:bCs w:val="false"/>
+          <w:lang w:val="ru-RU"/>
+        </w:rPr>
+        <w:t>или в теле запроса</w:t>
+      </w:r>
+      <w:r>
+        <w:rPr>
+          <w:b w:val="false"/>
+          <w:bCs w:val="false"/>
+          <w:lang w:val="ru-RU"/>
+        </w:rPr>
+        <w:t xml:space="preserve">. Параметры зависят от конкретного </w:t>
+      </w:r>
+      <w:r>
+        <w:rPr>
+          <w:b w:val="false"/>
+          <w:bCs w:val="false"/>
+          <w:lang w:val="en-US"/>
+        </w:rPr>
+        <w:t>API</w:t>
+      </w:r>
+      <w:r>
+        <w:rPr>
+          <w:b w:val="false"/>
+          <w:bCs w:val="false"/>
+          <w:lang w:val="ru-RU"/>
+        </w:rPr>
+        <w:t xml:space="preserve">. </w:t>
+      </w:r>
+      <w:r>
+        <w:rPr>
+          <w:b w:val="false"/>
+          <w:bCs w:val="false"/>
+          <w:lang w:val="ru-RU"/>
+        </w:rPr>
+        <w:t xml:space="preserve">В </w:t>
+      </w:r>
+      <w:r>
+        <w:rPr>
+          <w:b w:val="false"/>
+          <w:bCs w:val="false"/>
+          <w:lang w:val="en-US"/>
+        </w:rPr>
+        <w:t xml:space="preserve">URL </w:t>
+      </w:r>
+      <w:r>
+        <w:rPr>
+          <w:b w:val="false"/>
+          <w:bCs w:val="false"/>
+          <w:lang w:val="ru-RU"/>
+        </w:rPr>
+        <w:t>п</w:t>
+      </w:r>
+      <w:r>
+        <w:rPr>
+          <w:b w:val="false"/>
+          <w:bCs w:val="false"/>
+          <w:lang w:val="ru-RU"/>
+        </w:rPr>
+        <w:t>араметры записываются после знака вопроса, форма записи параметра: название=значение</w:t>
+      </w:r>
+      <w:r>
+        <w:rPr>
+          <w:b w:val="false"/>
+          <w:bCs w:val="false"/>
+          <w:lang w:val="en-US"/>
+        </w:rPr>
+        <w:t>.</w:t>
+      </w:r>
+    </w:p>
+    <w:p>
+      <w:pPr>
+        <w:pStyle w:val="Normal"/>
+        <w:spacing w:before="0" w:after="0"/>
+        <w:rPr/>
+      </w:pPr>
+      <w:r>
+        <w:rPr/>
+        <w:drawing>
+          <wp:anchor behindDoc="0" distT="0" distB="0" distL="0" distR="0" simplePos="0" locked="0" layoutInCell="0" allowOverlap="1" relativeHeight="3">
+            <wp:simplePos x="0" y="0"/>
+            <wp:positionH relativeFrom="column">
+              <wp:posOffset>1222375</wp:posOffset>
+            </wp:positionH>
+            <wp:positionV relativeFrom="paragraph">
+              <wp:posOffset>20955</wp:posOffset>
+            </wp:positionV>
+            <wp:extent cx="3446145" cy="977900"/>
+            <wp:effectExtent l="0" t="0" r="0" b="0"/>
+            <wp:wrapSquare wrapText="largest"/>
+            <wp:docPr id="2" name="Изображение2" descr=""/>
+            <wp:cNvGraphicFramePr>
+              <a:graphicFrameLocks xmlns:a="http://schemas.openxmlformats.org/drawingml/2006/main" noChangeAspect="1"/>
+            </wp:cNvGraphicFramePr>
+            <a:graphic xmlns:a="http://schemas.openxmlformats.org/drawingml/2006/main">
+              <a:graphicData uri="http://schemas.openxmlformats.org/drawingml/2006/picture">
+                <pic:pic xmlns:pic="http://schemas.openxmlformats.org/drawingml/2006/picture">
+                  <pic:nvPicPr>
+                    <pic:cNvPr id="2" name="Изображение2" descr=""/>
+                    <pic:cNvPicPr>
+                      <a:picLocks noChangeAspect="1" noChangeArrowheads="1"/>
+                    </pic:cNvPicPr>
+                  </pic:nvPicPr>
+                  <pic:blipFill>
+                    <a:blip r:embed="rId3"/>
+                    <a:stretch>
+                      <a:fillRect/>
+                    </a:stretch>
+                  </pic:blipFill>
+                  <pic:spPr bwMode="auto">
+                    <a:xfrm>
+                      <a:off x="0" y="0"/>
+                      <a:ext cx="3446145" cy="977900"/>
+                    </a:xfrm>
+                    <a:prstGeom prst="rect">
+                      <a:avLst/>
+                    </a:prstGeom>
+                  </pic:spPr>
+                </pic:pic>
+              </a:graphicData>
+            </a:graphic>
+          </wp:anchor>
+        </w:drawing>
+      </w:r>
+    </w:p>
+    <w:p>
+      <w:pPr>
+        <w:pStyle w:val="Normal"/>
+        <w:spacing w:before="0" w:after="0"/>
+        <w:rPr/>
+      </w:pPr>
+      <w:r>
+        <w:rPr/>
+      </w:r>
+    </w:p>
+    <w:p>
+      <w:pPr>
+        <w:pStyle w:val="Normal"/>
+        <w:spacing w:before="0" w:after="0"/>
+        <w:rPr/>
+      </w:pPr>
+      <w:r>
+        <w:rPr/>
+      </w:r>
+    </w:p>
+    <w:p>
+      <w:pPr>
+        <w:pStyle w:val="Normal"/>
+        <w:spacing w:before="0" w:after="0"/>
+        <w:rPr/>
+      </w:pPr>
+      <w:r>
+        <w:rPr/>
+      </w:r>
+    </w:p>
+    <w:p>
+      <w:pPr>
+        <w:pStyle w:val="Normal"/>
+        <w:spacing w:before="0" w:after="0"/>
+        <w:rPr/>
+      </w:pPr>
+      <w:r>
+        <w:rPr/>
+      </w:r>
+    </w:p>
+    <w:p>
+      <w:pPr>
+        <w:pStyle w:val="Normal"/>
+        <w:spacing w:before="0" w:after="0"/>
+        <w:rPr>
+          <w:lang w:val="ru-RU"/>
+        </w:rPr>
+      </w:pPr>
+      <w:r>
+        <w:rPr>
+          <w:lang w:val="ru-RU"/>
+        </w:rPr>
+        <w:t xml:space="preserve"> </w:t>
+      </w:r>
+      <w:r>
+        <w:rPr>
+          <w:lang w:val="ru-RU"/>
+        </w:rPr>
+        <w:t xml:space="preserve">Чтобы передать несколько параметров, нужно разделить их амперсандом. </w:t>
+      </w:r>
+    </w:p>
+    <w:p>
+      <w:pPr>
+        <w:pStyle w:val="Normal"/>
+        <w:spacing w:before="0" w:after="0"/>
+        <w:rPr/>
+      </w:pPr>
+      <w:r>
+        <w:rPr/>
+      </w:r>
+    </w:p>
+    <w:p>
+      <w:pPr>
+        <w:pStyle w:val="Normal"/>
+        <w:spacing w:before="0" w:after="0"/>
+        <w:rPr/>
+      </w:pPr>
+      <w:r>
+        <w:rPr/>
+        <w:drawing>
+          <wp:anchor behindDoc="0" distT="0" distB="0" distL="0" distR="0" simplePos="0" locked="0" layoutInCell="0" allowOverlap="1" relativeHeight="4">
+            <wp:simplePos x="0" y="0"/>
+            <wp:positionH relativeFrom="column">
+              <wp:posOffset>1250950</wp:posOffset>
+            </wp:positionH>
+            <wp:positionV relativeFrom="paragraph">
+              <wp:posOffset>635</wp:posOffset>
+            </wp:positionV>
+            <wp:extent cx="3420745" cy="1059815"/>
+            <wp:effectExtent l="0" t="0" r="0" b="0"/>
+            <wp:wrapSquare wrapText="largest"/>
+            <wp:docPr id="3" name="Изображение3" descr=""/>
+            <wp:cNvGraphicFramePr>
+              <a:graphicFrameLocks xmlns:a="http://schemas.openxmlformats.org/drawingml/2006/main" noChangeAspect="1"/>
+            </wp:cNvGraphicFramePr>
+            <a:graphic xmlns:a="http://schemas.openxmlformats.org/drawingml/2006/main">
+              <a:graphicData uri="http://schemas.openxmlformats.org/drawingml/2006/picture">
+                <pic:pic xmlns:pic="http://schemas.openxmlformats.org/drawingml/2006/picture">
+                  <pic:nvPicPr>
+                    <pic:cNvPr id="3" name="Изображение3" descr=""/>
+                    <pic:cNvPicPr>
+                      <a:picLocks noChangeAspect="1" noChangeArrowheads="1"/>
+                    </pic:cNvPicPr>
+                  </pic:nvPicPr>
+                  <pic:blipFill>
+                    <a:blip r:embed="rId4"/>
+                    <a:stretch>
+                      <a:fillRect/>
+                    </a:stretch>
+                  </pic:blipFill>
+                  <pic:spPr bwMode="auto">
+                    <a:xfrm>
+                      <a:off x="0" y="0"/>
+                      <a:ext cx="3420745" cy="1059815"/>
+                    </a:xfrm>
+                    <a:prstGeom prst="rect">
+                      <a:avLst/>
+                    </a:prstGeom>
+                  </pic:spPr>
+                </pic:pic>
+              </a:graphicData>
+            </a:graphic>
+          </wp:anchor>
+        </w:drawing>
+      </w:r>
+    </w:p>
+    <w:p>
+      <w:pPr>
+        <w:pStyle w:val="Normal"/>
+        <w:spacing w:before="0" w:after="0"/>
+        <w:rPr/>
+      </w:pPr>
+      <w:r>
+        <w:rPr/>
+      </w:r>
+    </w:p>
+    <w:p>
+      <w:pPr>
+        <w:pStyle w:val="Normal"/>
+        <w:spacing w:before="0" w:after="0"/>
+        <w:rPr/>
+      </w:pPr>
+      <w:r>
+        <w:rPr/>
+      </w:r>
+    </w:p>
+    <w:p>
+      <w:pPr>
+        <w:pStyle w:val="Normal"/>
+        <w:spacing w:before="0" w:after="0"/>
+        <w:rPr/>
+      </w:pPr>
+      <w:r>
+        <w:rPr/>
+      </w:r>
+    </w:p>
+    <w:p>
+      <w:pPr>
+        <w:pStyle w:val="Normal"/>
+        <w:spacing w:before="0" w:after="0"/>
+        <w:rPr/>
+      </w:pPr>
+      <w:r>
+        <w:rPr/>
+      </w:r>
+    </w:p>
+    <w:p>
+      <w:pPr>
+        <w:pStyle w:val="Normal"/>
+        <w:spacing w:before="0" w:after="0"/>
+        <w:rPr>
+          <w:lang w:val="ru-RU"/>
+        </w:rPr>
+      </w:pPr>
+      <w:r>
+        <w:rPr>
+          <w:lang w:val="en-US"/>
+        </w:rPr>
+      </w:r>
+    </w:p>
+    <w:p>
+      <w:pPr>
+        <w:pStyle w:val="Normal"/>
+        <w:spacing w:before="0" w:after="0"/>
+        <w:rPr>
+          <w:lang w:val="en-US"/>
+        </w:rPr>
+      </w:pPr>
+      <w:r>
+        <w:rPr>
+          <w:lang w:val="en-US"/>
+        </w:rPr>
+        <w:t xml:space="preserve">API </w:t>
+      </w:r>
+      <w:r>
+        <w:rPr>
+          <w:lang w:val="ru-RU"/>
+        </w:rPr>
+        <w:t>позволяет программно обращаться к какой-то системе.</w:t>
+      </w:r>
+    </w:p>
+    <w:p>
+      <w:pPr>
+        <w:pStyle w:val="Normal"/>
+        <w:spacing w:before="0" w:after="0"/>
+        <w:rPr>
+          <w:lang w:val="en-US"/>
+        </w:rPr>
+      </w:pPr>
+      <w:r>
+        <w:rPr>
+          <w:lang w:val="ru-RU"/>
+        </w:rPr>
+        <w:t xml:space="preserve">Еще пример. </w:t>
+      </w:r>
+    </w:p>
+    <w:p>
+      <w:pPr>
+        <w:pStyle w:val="Normal"/>
+        <w:spacing w:before="0" w:after="0"/>
+        <w:rPr>
+          <w:lang w:val="ru-RU"/>
+        </w:rPr>
+      </w:pPr>
+      <w:r>
+        <w:rPr>
+          <w:lang w:val="en-US"/>
+        </w:rPr>
+        <w:drawing>
+          <wp:anchor behindDoc="0" distT="0" distB="0" distL="0" distR="0" simplePos="0" locked="0" layoutInCell="0" allowOverlap="1" relativeHeight="5">
+            <wp:simplePos x="0" y="0"/>
+            <wp:positionH relativeFrom="column">
+              <wp:posOffset>10795</wp:posOffset>
+            </wp:positionH>
+            <wp:positionV relativeFrom="paragraph">
+              <wp:posOffset>80010</wp:posOffset>
+            </wp:positionV>
+            <wp:extent cx="2861310" cy="1137920"/>
+            <wp:effectExtent l="0" t="0" r="0" b="0"/>
+            <wp:wrapSquare wrapText="largest"/>
+            <wp:docPr id="4" name="Изображение4" descr=""/>
+            <wp:cNvGraphicFramePr>
+              <a:graphicFrameLocks xmlns:a="http://schemas.openxmlformats.org/drawingml/2006/main" noChangeAspect="1"/>
+            </wp:cNvGraphicFramePr>
+            <a:graphic xmlns:a="http://schemas.openxmlformats.org/drawingml/2006/main">
+              <a:graphicData uri="http://schemas.openxmlformats.org/drawingml/2006/picture">
+                <pic:pic xmlns:pic="http://schemas.openxmlformats.org/drawingml/2006/picture">
+                  <pic:nvPicPr>
+                    <pic:cNvPr id="4" name="Изображение4" descr=""/>
+                    <pic:cNvPicPr>
+                      <a:picLocks noChangeAspect="1" noChangeArrowheads="1"/>
+                    </pic:cNvPicPr>
+                  </pic:nvPicPr>
+                  <pic:blipFill>
+                    <a:blip r:embed="rId5"/>
+                    <a:stretch>
+                      <a:fillRect/>
+                    </a:stretch>
+                  </pic:blipFill>
+                  <pic:spPr bwMode="auto">
+                    <a:xfrm>
+                      <a:off x="0" y="0"/>
+                      <a:ext cx="2861310" cy="1137920"/>
+                    </a:xfrm>
+                    <a:prstGeom prst="rect">
+                      <a:avLst/>
+                    </a:prstGeom>
+                  </pic:spPr>
+                </pic:pic>
+              </a:graphicData>
+            </a:graphic>
+          </wp:anchor>
+        </w:drawing>
+      </w:r>
+    </w:p>
+    <w:p>
+      <w:pPr>
+        <w:pStyle w:val="Normal"/>
+        <w:spacing w:before="0" w:after="0"/>
+        <w:rPr>
+          <w:lang w:val="en-US"/>
+        </w:rPr>
+      </w:pPr>
+      <w:r>
+        <w:rPr>
+          <w:lang w:val="en-US"/>
+        </w:rPr>
+      </w:r>
+    </w:p>
+    <w:p>
+      <w:pPr>
+        <w:pStyle w:val="Normal"/>
+        <w:spacing w:before="0" w:after="0"/>
+        <w:rPr>
+          <w:lang w:val="en-US"/>
+        </w:rPr>
+      </w:pPr>
+      <w:r>
+        <w:rPr>
+          <w:lang w:val="en-US"/>
+        </w:rPr>
+      </w:r>
+    </w:p>
+    <w:p>
+      <w:pPr>
+        <w:pStyle w:val="Normal"/>
+        <w:spacing w:before="0" w:after="0"/>
+        <w:rPr>
+          <w:lang w:val="en-US"/>
+        </w:rPr>
+      </w:pPr>
+      <w:r>
+        <w:rPr>
+          <w:lang w:val="en-US"/>
+        </w:rPr>
+      </w:r>
+    </w:p>
+    <w:p>
+      <w:pPr>
+        <w:pStyle w:val="Normal"/>
+        <w:spacing w:before="0" w:after="0"/>
+        <w:rPr>
+          <w:lang w:val="en-US"/>
+        </w:rPr>
+      </w:pPr>
+      <w:r>
+        <w:rPr>
+          <w:lang w:val="en-US"/>
+        </w:rPr>
+      </w:r>
+    </w:p>
+    <w:p>
+      <w:pPr>
+        <w:pStyle w:val="Normal"/>
+        <w:spacing w:before="0" w:after="0"/>
+        <w:rPr>
+          <w:lang w:val="en-US"/>
+        </w:rPr>
+      </w:pPr>
+      <w:r>
+        <w:rPr>
+          <w:lang w:val="en-US"/>
+        </w:rPr>
+      </w:r>
+    </w:p>
+    <w:p>
+      <w:pPr>
+        <w:pStyle w:val="Normal"/>
+        <w:spacing w:before="0" w:after="0"/>
+        <w:rPr>
+          <w:lang w:val="en-US"/>
+        </w:rPr>
+      </w:pPr>
+      <w:r>
+        <w:rPr>
+          <w:lang w:val="en-US"/>
+        </w:rPr>
+        <w:t>URL</w:t>
+      </w:r>
+      <w:r>
+        <w:rPr>
+          <w:lang w:val="ru-RU"/>
+        </w:rPr>
+        <w:t xml:space="preserve"> запросов к этому </w:t>
+      </w:r>
+      <w:r>
+        <w:rPr>
+          <w:lang w:val="en-US"/>
+        </w:rPr>
+        <w:t xml:space="preserve">API </w:t>
+      </w:r>
+      <w:r>
+        <w:rPr>
+          <w:lang w:val="ru-RU"/>
+        </w:rPr>
+        <w:t>состоит из 3х частей:</w:t>
+      </w:r>
+    </w:p>
+    <w:p>
+      <w:pPr>
+        <w:pStyle w:val="Normal"/>
+        <w:spacing w:before="0" w:after="0"/>
+        <w:rPr/>
+      </w:pPr>
+      <w:r>
+        <w:rPr>
+          <w:lang w:val="en-US"/>
+        </w:rPr>
+        <w:t xml:space="preserve">api.hh.ru – </w:t>
+      </w:r>
+      <w:r>
+        <w:rPr>
+          <w:lang w:val="ru-RU"/>
+        </w:rPr>
+        <w:t>это эндпоинт, или базовая точка доступа — одинакова для разных запросов.</w:t>
+      </w:r>
+    </w:p>
+    <w:p>
+      <w:pPr>
+        <w:pStyle w:val="Normal"/>
+        <w:spacing w:before="0" w:after="0"/>
+        <w:rPr>
+          <w:lang w:val="en-US"/>
+        </w:rPr>
+      </w:pPr>
+      <w:r>
+        <w:rPr>
+          <w:lang w:val="en-US"/>
+        </w:rPr>
+        <w:t xml:space="preserve">Vacansies </w:t>
+      </w:r>
+      <w:r>
+        <w:rPr>
+          <w:lang w:val="ru-RU"/>
+        </w:rPr>
+        <w:t xml:space="preserve">и </w:t>
+      </w:r>
+      <w:r>
+        <w:rPr>
+          <w:lang w:val="en-US"/>
+        </w:rPr>
+        <w:t xml:space="preserve">employers – </w:t>
+      </w:r>
+      <w:r>
+        <w:rPr>
+          <w:lang w:val="ru-RU"/>
+        </w:rPr>
+        <w:t>это метод</w:t>
+      </w:r>
+    </w:p>
+    <w:p>
+      <w:pPr>
+        <w:pStyle w:val="Normal"/>
+        <w:spacing w:before="0" w:after="0"/>
+        <w:rPr>
+          <w:lang w:val="en-US"/>
+        </w:rPr>
+      </w:pPr>
+      <w:r>
+        <w:rPr>
+          <w:lang w:val="en-US"/>
+        </w:rPr>
+        <w:t xml:space="preserve">text </w:t>
+      </w:r>
+      <w:r>
+        <w:rPr>
+          <w:lang w:val="ru-RU"/>
+        </w:rPr>
+        <w:t xml:space="preserve">и </w:t>
+      </w:r>
+      <w:r>
+        <w:rPr>
+          <w:lang w:val="en-US"/>
+        </w:rPr>
+        <w:t xml:space="preserve">type – </w:t>
+      </w:r>
+      <w:r>
+        <w:rPr>
+          <w:lang w:val="ru-RU"/>
+        </w:rPr>
+        <w:t>это параметры.</w:t>
+      </w:r>
+    </w:p>
+    <w:p>
+      <w:pPr>
+        <w:pStyle w:val="Normal"/>
+        <w:spacing w:before="0" w:after="0"/>
+        <w:rPr>
+          <w:lang w:val="ru-RU"/>
+        </w:rPr>
+      </w:pPr>
+      <w:r>
+        <w:rPr>
+          <w:lang w:val="en-US"/>
+        </w:rPr>
+      </w:r>
+    </w:p>
+    <w:p>
+      <w:pPr>
+        <w:pStyle w:val="Normal"/>
+        <w:spacing w:before="0" w:after="0"/>
+        <w:rPr>
+          <w:lang w:val="ru-RU"/>
+        </w:rPr>
+      </w:pPr>
+      <w:r>
+        <w:rPr>
+          <w:lang w:val="en-US"/>
+        </w:rPr>
+      </w:r>
+    </w:p>
+    <w:p>
+      <w:pPr>
+        <w:pStyle w:val="Normal"/>
+        <w:spacing w:before="0" w:after="0"/>
+        <w:rPr>
+          <w:lang w:val="ru-RU"/>
+        </w:rPr>
+      </w:pPr>
+      <w:r>
+        <w:rPr>
+          <w:lang w:val="en-US"/>
+        </w:rPr>
+      </w:r>
+    </w:p>
+    <w:p>
+      <w:pPr>
+        <w:pStyle w:val="Normal"/>
+        <w:spacing w:before="0" w:after="0"/>
+        <w:rPr>
+          <w:lang w:val="en-US"/>
+        </w:rPr>
+      </w:pPr>
+      <w:r>
+        <w:rPr>
+          <w:lang w:val="ru-RU"/>
+        </w:rPr>
+        <w:t xml:space="preserve">Методы </w:t>
+      </w:r>
+      <w:r>
+        <w:rPr>
+          <w:lang w:val="en-US"/>
+        </w:rPr>
+        <w:t xml:space="preserve">HTTP </w:t>
+      </w:r>
+      <w:r>
+        <w:rPr>
+          <w:lang w:val="ru-RU"/>
+        </w:rPr>
+        <w:t xml:space="preserve">в </w:t>
+      </w:r>
+      <w:r>
+        <w:rPr>
+          <w:lang w:val="en-US"/>
+        </w:rPr>
+        <w:t>API.</w:t>
+      </w:r>
+    </w:p>
+    <w:p>
+      <w:pPr>
+        <w:pStyle w:val="Normal"/>
+        <w:spacing w:before="0" w:after="0"/>
+        <w:rPr>
+          <w:lang w:val="en-US"/>
+        </w:rPr>
+      </w:pPr>
+      <w:r>
+        <w:rPr>
+          <w:lang w:val="ru-RU"/>
+        </w:rPr>
+        <w:t xml:space="preserve">Все, что было рассмотрено до этого, это был метод </w:t>
+      </w:r>
+      <w:r>
+        <w:rPr>
+          <w:lang w:val="en-US"/>
+        </w:rPr>
+        <w:t xml:space="preserve">HTTP – GET. </w:t>
+      </w:r>
+      <w:r>
+        <w:rPr>
+          <w:lang w:val="ru-RU"/>
+        </w:rPr>
+        <w:t xml:space="preserve">Но можно использовать и другие </w:t>
+      </w:r>
+      <w:r>
+        <w:rPr>
+          <w:lang w:val="ru-RU"/>
+        </w:rPr>
+        <w:t>разные методы</w:t>
+      </w:r>
+      <w:r>
+        <w:rPr>
+          <w:lang w:val="en-US"/>
+        </w:rPr>
+        <w:t xml:space="preserve"> HTTP</w:t>
+      </w:r>
+      <w:r>
+        <w:rPr>
+          <w:lang w:val="ru-RU"/>
+        </w:rPr>
+        <w:t xml:space="preserve">. Обычно </w:t>
+      </w:r>
+      <w:r>
+        <w:rPr>
+          <w:lang w:val="en-US"/>
+        </w:rPr>
+        <w:t xml:space="preserve">API </w:t>
+      </w:r>
+      <w:r>
+        <w:rPr>
+          <w:lang w:val="ru-RU"/>
+        </w:rPr>
+        <w:t xml:space="preserve">так устроены, что они поддерживают использование методов </w:t>
+      </w:r>
+      <w:r>
+        <w:rPr>
+          <w:lang w:val="en-US"/>
+        </w:rPr>
+        <w:t xml:space="preserve">HTTP, </w:t>
+      </w:r>
+      <w:r>
+        <w:rPr>
+          <w:lang w:val="ru-RU"/>
+        </w:rPr>
+        <w:t xml:space="preserve">для выполнения </w:t>
+      </w:r>
+      <w:r>
+        <w:rPr>
+          <w:lang w:val="en-US"/>
+        </w:rPr>
+        <w:t xml:space="preserve">CRUD </w:t>
+      </w:r>
+      <w:r>
+        <w:rPr>
+          <w:lang w:val="ru-RU"/>
+        </w:rPr>
+        <w:t>(сокращение от первых букв названий операций)</w:t>
+      </w:r>
+      <w:r>
+        <w:rPr>
+          <w:lang w:val="en-US"/>
+        </w:rPr>
+        <w:t xml:space="preserve"> </w:t>
+      </w:r>
+      <w:r>
+        <w:rPr>
+          <w:lang w:val="ru-RU"/>
+        </w:rPr>
+        <w:t>операций.</w:t>
+      </w:r>
+    </w:p>
+    <w:p>
+      <w:pPr>
+        <w:pStyle w:val="Normal"/>
+        <w:spacing w:before="0" w:after="0"/>
+        <w:rPr>
+          <w:lang w:val="ru-RU"/>
+        </w:rPr>
+      </w:pPr>
+      <w:r>
+        <w:rPr>
+          <w:lang w:val="ru-RU"/>
+        </w:rPr>
+        <w:t xml:space="preserve">Таблица </w:t>
+      </w:r>
+      <w:r>
+        <w:rPr>
+          <w:lang w:val="ru-RU"/>
+        </w:rPr>
+        <w:t xml:space="preserve">с соответствием методов </w:t>
+      </w:r>
+      <w:r>
+        <w:rPr>
+          <w:lang w:val="en-US"/>
+        </w:rPr>
+        <w:t xml:space="preserve">HTTP </w:t>
+      </w:r>
+      <w:r>
+        <w:rPr>
+          <w:lang w:val="ru-RU"/>
+        </w:rPr>
+        <w:t xml:space="preserve">операциям </w:t>
+      </w:r>
+      <w:r>
+        <w:rPr>
+          <w:lang w:val="en-US"/>
+        </w:rPr>
+        <w:t xml:space="preserve">CRUD </w:t>
+      </w:r>
+      <w:r>
+        <w:rPr>
+          <w:lang w:val="ru-RU"/>
+        </w:rPr>
+        <w:t xml:space="preserve">— это просто рекомендация по использованию методов </w:t>
+      </w:r>
+      <w:r>
+        <w:rPr>
+          <w:lang w:val="en-US"/>
+        </w:rPr>
+        <w:t>HTTP -</w:t>
+      </w:r>
+      <w:r>
+        <w:rPr>
+          <w:lang w:val="ru-RU"/>
+        </w:rPr>
+        <w:t xml:space="preserve"> строгого требования нет -</w:t>
+      </w:r>
+      <w:r>
+        <w:rPr>
+          <w:lang w:val="ru-RU"/>
+        </w:rPr>
+        <w:t xml:space="preserve"> ничто не мешает сделать так, чтобы метод </w:t>
+      </w:r>
+      <w:r>
+        <w:rPr>
+          <w:lang w:val="en-US"/>
+        </w:rPr>
+        <w:t xml:space="preserve">GET </w:t>
+      </w:r>
+      <w:r>
+        <w:rPr>
+          <w:lang w:val="ru-RU"/>
+        </w:rPr>
+        <w:t>использовался для удаления.</w:t>
+      </w:r>
+    </w:p>
+    <w:p>
+      <w:pPr>
+        <w:pStyle w:val="Normal"/>
+        <w:spacing w:before="0" w:after="0"/>
+        <w:rPr>
+          <w:lang w:val="ru-RU"/>
+        </w:rPr>
+      </w:pPr>
+      <w:r>
+        <w:rPr>
+          <w:lang w:val="en-US"/>
+        </w:rPr>
+        <w:drawing>
+          <wp:anchor behindDoc="0" distT="0" distB="0" distL="0" distR="0" simplePos="0" locked="0" layoutInCell="0" allowOverlap="1" relativeHeight="6">
+            <wp:simplePos x="0" y="0"/>
+            <wp:positionH relativeFrom="column">
+              <wp:align>center</wp:align>
+            </wp:positionH>
+            <wp:positionV relativeFrom="paragraph">
+              <wp:posOffset>635</wp:posOffset>
+            </wp:positionV>
+            <wp:extent cx="4022090" cy="1746885"/>
+            <wp:effectExtent l="0" t="0" r="0" b="0"/>
+            <wp:wrapSquare wrapText="largest"/>
+            <wp:docPr id="5" name="Изображение5" descr=""/>
+            <wp:cNvGraphicFramePr>
+              <a:graphicFrameLocks xmlns:a="http://schemas.openxmlformats.org/drawingml/2006/main" noChangeAspect="1"/>
+            </wp:cNvGraphicFramePr>
+            <a:graphic xmlns:a="http://schemas.openxmlformats.org/drawingml/2006/main">
+              <a:graphicData uri="http://schemas.openxmlformats.org/drawingml/2006/picture">
+                <pic:pic xmlns:pic="http://schemas.openxmlformats.org/drawingml/2006/picture">
+                  <pic:nvPicPr>
+                    <pic:cNvPr id="5" name="Изображение5" descr=""/>
+                    <pic:cNvPicPr>
+                      <a:picLocks noChangeAspect="1" noChangeArrowheads="1"/>
+                    </pic:cNvPicPr>
+                  </pic:nvPicPr>
+                  <pic:blipFill>
+                    <a:blip r:embed="rId6"/>
+                    <a:stretch>
+                      <a:fillRect/>
+                    </a:stretch>
+                  </pic:blipFill>
+                  <pic:spPr bwMode="auto">
+                    <a:xfrm>
+                      <a:off x="0" y="0"/>
+                      <a:ext cx="4022090" cy="1746885"/>
+                    </a:xfrm>
+                    <a:prstGeom prst="rect">
+                      <a:avLst/>
+                    </a:prstGeom>
+                  </pic:spPr>
+                </pic:pic>
+              </a:graphicData>
+            </a:graphic>
+          </wp:anchor>
+        </w:drawing>
+      </w:r>
+    </w:p>
+    <w:p>
+      <w:pPr>
+        <w:pStyle w:val="Normal"/>
+        <w:spacing w:before="0" w:after="0"/>
+        <w:rPr>
+          <w:lang w:val="ru-RU"/>
+        </w:rPr>
+      </w:pPr>
+      <w:r>
+        <w:rPr>
+          <w:lang w:val="en-US"/>
+        </w:rPr>
+      </w:r>
+    </w:p>
+    <w:p>
+      <w:pPr>
+        <w:pStyle w:val="Normal"/>
+        <w:spacing w:before="0" w:after="0"/>
+        <w:rPr>
+          <w:lang w:val="ru-RU"/>
+        </w:rPr>
+      </w:pPr>
+      <w:r>
+        <w:rPr>
+          <w:lang w:val="en-US"/>
+        </w:rPr>
+      </w:r>
+    </w:p>
+    <w:p>
+      <w:pPr>
+        <w:pStyle w:val="Normal"/>
+        <w:spacing w:before="0" w:after="0"/>
+        <w:rPr>
+          <w:lang w:val="ru-RU"/>
+        </w:rPr>
+      </w:pPr>
+      <w:r>
+        <w:rPr>
+          <w:lang w:val="en-US"/>
+        </w:rPr>
+      </w:r>
+    </w:p>
+    <w:p>
+      <w:pPr>
+        <w:pStyle w:val="Normal"/>
+        <w:spacing w:before="0" w:after="0"/>
+        <w:rPr>
+          <w:lang w:val="ru-RU"/>
+        </w:rPr>
+      </w:pPr>
+      <w:r>
+        <w:rPr>
+          <w:lang w:val="en-US"/>
+        </w:rPr>
+      </w:r>
+    </w:p>
+    <w:p>
+      <w:pPr>
+        <w:pStyle w:val="Normal"/>
+        <w:spacing w:before="0" w:after="0"/>
+        <w:rPr>
+          <w:lang w:val="ru-RU"/>
+        </w:rPr>
+      </w:pPr>
+      <w:r>
+        <w:rPr>
+          <w:lang w:val="en-US"/>
+        </w:rPr>
+      </w:r>
+    </w:p>
+    <w:p>
+      <w:pPr>
+        <w:pStyle w:val="Normal"/>
+        <w:spacing w:before="0" w:after="0"/>
+        <w:rPr>
+          <w:lang w:val="ru-RU"/>
+        </w:rPr>
+      </w:pPr>
+      <w:r>
+        <w:rPr>
+          <w:lang w:val="en-US"/>
+        </w:rPr>
+      </w:r>
+    </w:p>
+    <w:p>
+      <w:pPr>
+        <w:pStyle w:val="Normal"/>
+        <w:spacing w:before="0" w:after="0"/>
+        <w:rPr>
+          <w:lang w:val="ru-RU"/>
+        </w:rPr>
+      </w:pPr>
+      <w:r>
+        <w:rPr>
+          <w:lang w:val="en-US"/>
+        </w:rPr>
+      </w:r>
+    </w:p>
+    <w:p>
+      <w:pPr>
+        <w:pStyle w:val="Normal"/>
+        <w:spacing w:before="0" w:after="0"/>
+        <w:rPr>
+          <w:lang w:val="ru-RU"/>
+        </w:rPr>
+      </w:pPr>
+      <w:r>
+        <w:rPr>
+          <w:lang w:val="en-US"/>
+        </w:rPr>
+      </w:r>
+    </w:p>
+    <w:p>
+      <w:pPr>
+        <w:pStyle w:val="Normal"/>
+        <w:spacing w:before="0" w:after="0"/>
+        <w:rPr>
+          <w:lang w:val="ru-RU"/>
+        </w:rPr>
+      </w:pPr>
+      <w:r>
+        <w:rPr>
+          <w:lang w:val="en-US"/>
+        </w:rPr>
+      </w:r>
+    </w:p>
+    <w:p>
+      <w:pPr>
+        <w:pStyle w:val="Normal"/>
+        <w:spacing w:before="0" w:after="0"/>
+        <w:rPr>
+          <w:lang w:val="en-US"/>
+        </w:rPr>
+      </w:pPr>
+      <w:r>
+        <w:rPr>
+          <w:lang w:val="ru-RU"/>
+        </w:rPr>
+        <w:t xml:space="preserve">Ответ </w:t>
+      </w:r>
+      <w:r>
+        <w:rPr>
+          <w:lang w:val="en-US"/>
+        </w:rPr>
+        <w:t>HTTP API.</w:t>
+      </w:r>
+    </w:p>
+    <w:p>
+      <w:pPr>
+        <w:pStyle w:val="Normal"/>
+        <w:spacing w:before="0" w:after="0"/>
+        <w:rPr>
+          <w:lang w:val="ru-RU"/>
+        </w:rPr>
+      </w:pPr>
+      <w:r>
+        <w:rPr>
+          <w:lang w:val="ru-RU"/>
+        </w:rPr>
+        <w:t>После того, как сервер запустит программу, он генерирует ответ, и в ответ отправляет результат работы программы.</w:t>
+      </w:r>
+    </w:p>
+    <w:p>
+      <w:pPr>
+        <w:pStyle w:val="Normal"/>
+        <w:spacing w:before="0" w:after="0"/>
+        <w:rPr>
+          <w:lang w:val="ru-RU"/>
+        </w:rPr>
+      </w:pPr>
+      <w:r>
+        <w:rPr>
+          <w:lang w:val="ru-RU"/>
+        </w:rPr>
+        <w:t>Ответ включает статус выполнения, и сами данные, которые могут быть разных форматов.</w:t>
+      </w:r>
+    </w:p>
+    <w:p>
+      <w:pPr>
+        <w:pStyle w:val="Normal"/>
+        <w:spacing w:before="0" w:after="0"/>
+        <w:rPr>
+          <w:lang w:val="ru-RU"/>
+        </w:rPr>
+      </w:pPr>
+      <w:r>
+        <w:rPr>
+          <w:lang w:val="ru-RU"/>
+        </w:rPr>
+      </w:r>
+    </w:p>
+    <w:p>
+      <w:pPr>
+        <w:pStyle w:val="Normal"/>
+        <w:spacing w:before="0" w:after="0"/>
+        <w:rPr>
+          <w:lang w:val="ru-RU"/>
+        </w:rPr>
+      </w:pPr>
+      <w:r>
+        <w:rPr>
+          <w:lang w:val="ru-RU"/>
+        </w:rPr>
+        <w:t xml:space="preserve">С одной стороны работать с </w:t>
+      </w:r>
+      <w:r>
+        <w:rPr>
+          <w:lang w:val="en-US"/>
+        </w:rPr>
+        <w:t xml:space="preserve">HTTP API </w:t>
+      </w:r>
+      <w:r>
+        <w:rPr>
+          <w:lang w:val="ru-RU"/>
+        </w:rPr>
+        <w:t xml:space="preserve">просто, т. к. это стандартный протокол </w:t>
+      </w:r>
+      <w:r>
+        <w:rPr>
+          <w:lang w:val="en-US"/>
+        </w:rPr>
+        <w:t xml:space="preserve">HTTP, </w:t>
+      </w:r>
+      <w:r>
+        <w:rPr>
+          <w:lang w:val="ru-RU"/>
+        </w:rPr>
+        <w:t>с другой стороны с ним возникает много сложностей:</w:t>
+      </w:r>
+    </w:p>
+    <w:p>
+      <w:pPr>
+        <w:pStyle w:val="Normal"/>
+        <w:spacing w:before="0" w:after="0"/>
+        <w:rPr>
+          <w:lang w:val="ru-RU"/>
+        </w:rPr>
+      </w:pPr>
+      <w:r>
+        <w:rPr>
+          <w:lang w:val="ru-RU"/>
+        </w:rPr>
+        <w:t xml:space="preserve">- нет единого подхода к разработке </w:t>
+      </w:r>
+      <w:r>
+        <w:rPr>
+          <w:lang w:val="en-US"/>
+        </w:rPr>
+        <w:t xml:space="preserve">API, </w:t>
+      </w:r>
+      <w:r>
+        <w:rPr>
+          <w:lang w:val="ru-RU"/>
+        </w:rPr>
+        <w:t xml:space="preserve">можно использовать разные методы. Параметры например можно передавать как часть строки </w:t>
+      </w:r>
+      <w:r>
+        <w:rPr>
+          <w:lang w:val="en-US"/>
+        </w:rPr>
+        <w:t>URL</w:t>
+      </w:r>
+      <w:r>
+        <w:rPr>
+          <w:lang w:val="ru-RU"/>
+        </w:rPr>
+        <w:t xml:space="preserve">(пример с </w:t>
+      </w:r>
+      <w:r>
+        <w:rPr>
+          <w:lang w:val="en-US"/>
+        </w:rPr>
+        <w:t xml:space="preserve">API </w:t>
+      </w:r>
+      <w:r>
+        <w:rPr>
+          <w:lang w:val="ru-RU"/>
+        </w:rPr>
+        <w:t xml:space="preserve">региона </w:t>
+      </w:r>
+      <w:r>
+        <w:rPr>
+          <w:lang w:val="en-US"/>
+        </w:rPr>
+        <w:t>ip</w:t>
+      </w:r>
+      <w:r>
+        <w:rPr>
+          <w:lang w:val="ru-RU"/>
+        </w:rPr>
+        <w:t>), как параметры после вопросительного знака, или в теле.</w:t>
+      </w:r>
+    </w:p>
+    <w:p>
+      <w:pPr>
+        <w:pStyle w:val="Normal"/>
+        <w:spacing w:before="0" w:after="0"/>
+        <w:rPr>
+          <w:lang w:val="ru-RU"/>
+        </w:rPr>
+      </w:pPr>
+      <w:r>
+        <w:rPr>
+          <w:lang w:val="ru-RU"/>
+        </w:rPr>
+        <w:t xml:space="preserve">- для каких то сложных </w:t>
+      </w:r>
+      <w:r>
+        <w:rPr>
+          <w:lang w:val="en-US"/>
+        </w:rPr>
+        <w:t xml:space="preserve">API, </w:t>
+      </w:r>
+      <w:r>
+        <w:rPr>
+          <w:lang w:val="ru-RU"/>
+        </w:rPr>
+        <w:t xml:space="preserve">как правило требуется авторизация пользователей — для этого есть стандартные протоколы, например протокол </w:t>
+      </w:r>
+      <w:r>
+        <w:rPr>
+          <w:lang w:val="en-US"/>
+        </w:rPr>
+        <w:t xml:space="preserve">OAuth. </w:t>
+      </w:r>
+      <w:r>
+        <w:rPr>
+          <w:lang w:val="ru-RU"/>
+        </w:rPr>
+        <w:t xml:space="preserve">Как проходить авторизацию, необходимо читать в конкретном </w:t>
+      </w:r>
+      <w:r>
+        <w:rPr>
+          <w:lang w:val="en-US"/>
+        </w:rPr>
+        <w:t>API.</w:t>
+      </w:r>
+    </w:p>
+    <w:p>
+      <w:pPr>
+        <w:pStyle w:val="Normal"/>
+        <w:spacing w:before="0" w:after="0"/>
+        <w:rPr>
+          <w:lang w:val="ru-RU"/>
+        </w:rPr>
+      </w:pPr>
+      <w:r>
+        <w:rPr>
+          <w:lang w:val="en-US"/>
+        </w:rPr>
+        <w:t xml:space="preserve">- </w:t>
+      </w:r>
+      <w:r>
+        <w:rPr>
+          <w:lang w:val="ru-RU"/>
+        </w:rPr>
+        <w:t xml:space="preserve">различные </w:t>
+      </w:r>
+      <w:r>
+        <w:rPr>
+          <w:lang w:val="en-US"/>
+        </w:rPr>
+        <w:t xml:space="preserve">API </w:t>
+      </w:r>
+      <w:r>
+        <w:rPr>
+          <w:lang w:val="ru-RU"/>
+        </w:rPr>
+        <w:t xml:space="preserve">со временем меняются, и необходимо учитывать версию </w:t>
+      </w:r>
+      <w:r>
+        <w:rPr>
+          <w:lang w:val="en-US"/>
+        </w:rPr>
+        <w:t xml:space="preserve">API, </w:t>
+      </w:r>
+      <w:r>
+        <w:rPr>
+          <w:lang w:val="ru-RU"/>
+        </w:rPr>
+        <w:t>к которой выполняется вызов, т. к. в разных версиях один и тот же метод может принимать разные параметры.</w:t>
+      </w:r>
+    </w:p>
+    <w:p>
+      <w:pPr>
+        <w:pStyle w:val="Normal"/>
+        <w:spacing w:before="0" w:after="0"/>
+        <w:rPr>
+          <w:lang w:val="ru-RU"/>
+        </w:rPr>
+      </w:pPr>
+      <w:r>
+        <w:rPr>
+          <w:lang w:val="ru-RU"/>
+        </w:rPr>
+        <w:t xml:space="preserve">В результате всего перечисленного выше получается достаточно сложный </w:t>
+      </w:r>
+      <w:r>
+        <w:rPr>
+          <w:lang w:val="en-US"/>
+        </w:rPr>
+        <w:t>URL.</w:t>
+      </w:r>
+    </w:p>
+    <w:p>
+      <w:pPr>
+        <w:pStyle w:val="Normal"/>
+        <w:spacing w:before="0" w:after="0"/>
+        <w:rPr>
+          <w:lang w:val="en-US"/>
+        </w:rPr>
+      </w:pPr>
+      <w:r>
+        <w:rPr>
+          <w:lang w:val="ru-RU"/>
+        </w:rPr>
+      </w:r>
+    </w:p>
+    <w:p>
+      <w:pPr>
+        <w:pStyle w:val="Normal"/>
+        <w:spacing w:before="0" w:after="0"/>
+        <w:rPr>
+          <w:lang w:val="ru-RU"/>
+        </w:rPr>
+      </w:pPr>
+      <w:r>
+        <w:rPr>
+          <w:lang w:val="ru-RU"/>
+        </w:rPr>
+        <w:t xml:space="preserve">Инструменты для работы с </w:t>
+      </w:r>
+      <w:r>
+        <w:rPr>
+          <w:lang w:val="en-US"/>
+        </w:rPr>
+        <w:t xml:space="preserve">API </w:t>
+      </w:r>
+      <w:r>
+        <w:rPr>
+          <w:lang w:val="ru-RU"/>
+        </w:rPr>
+        <w:t xml:space="preserve">по </w:t>
+      </w:r>
+      <w:r>
+        <w:rPr>
+          <w:lang w:val="en-US"/>
+        </w:rPr>
+        <w:t>HTTP:</w:t>
+      </w:r>
+    </w:p>
+    <w:p>
+      <w:pPr>
+        <w:pStyle w:val="Normal"/>
+        <w:spacing w:before="0" w:after="0"/>
+        <w:rPr>
+          <w:lang w:val="ru-RU"/>
+        </w:rPr>
+      </w:pPr>
+      <w:r>
+        <w:rPr>
+          <w:lang w:val="en-US"/>
+        </w:rPr>
+        <w:t xml:space="preserve">- postman – </w:t>
+      </w:r>
+      <w:r>
+        <w:rPr>
+          <w:lang w:val="ru-RU"/>
+        </w:rPr>
+        <w:t xml:space="preserve">позволяет работать с </w:t>
+      </w:r>
+      <w:r>
+        <w:rPr>
+          <w:lang w:val="en-US"/>
+        </w:rPr>
+        <w:t>GUI.</w:t>
+      </w:r>
+    </w:p>
+    <w:p>
+      <w:pPr>
+        <w:pStyle w:val="Normal"/>
+        <w:spacing w:before="0" w:after="0"/>
+        <w:rPr>
+          <w:lang w:val="ru-RU"/>
+        </w:rPr>
+      </w:pPr>
+      <w:r>
+        <w:rPr>
+          <w:lang w:val="en-US"/>
+        </w:rPr>
+        <w:t xml:space="preserve">- curl- </w:t>
+      </w:r>
+      <w:r>
+        <w:rPr>
+          <w:lang w:val="ru-RU"/>
+        </w:rPr>
+        <w:t xml:space="preserve">позволяет работать в </w:t>
+      </w:r>
+      <w:r>
+        <w:rPr>
+          <w:lang w:val="en-US"/>
+        </w:rPr>
+        <w:t>CLI.</w:t>
       </w:r>
     </w:p>
     <w:sectPr>
@@ -923,6 +2920,13 @@
       <w:u w:val="single"/>
     </w:rPr>
   </w:style>
+  <w:style w:type="character" w:styleId="Hyperlink">
+    <w:name w:val="Hyperlink"/>
+    <w:rPr>
+      <w:color w:val="000080"/>
+      <w:u w:val="single"/>
+    </w:rPr>
+  </w:style>
   <w:style w:type="paragraph" w:styleId="Style8">
     <w:name w:val="Заголовок"/>
     <w:basedOn w:val="Normal"/>

--- a/Система/Созыкин/14 - HTTP API.docx
+++ b/Система/Созыкин/14 - HTTP API.docx
@@ -6,59 +6,76 @@
       <w:pPr>
         <w:pStyle w:val="Normal"/>
         <w:spacing w:before="0" w:after="0"/>
-        <w:rPr/>
+        <w:rPr>
+          <w:lang w:val="en-US"/>
+        </w:rPr>
       </w:pPr>
       <w:r>
         <w:rPr>
           <w:b/>
           <w:bCs/>
-        </w:rPr>
-        <w:t xml:space="preserve">По </w:t>
-      </w:r>
+          <w:lang w:val="en-US"/>
+        </w:rPr>
+        <w:t>14 – HTTP API</w:t>
+      </w:r>
+    </w:p>
+    <w:p>
+      <w:pPr>
+        <w:pStyle w:val="Normal"/>
+        <w:spacing w:before="0" w:after="0"/>
+        <w:rPr/>
+      </w:pPr>
       <w:r>
         <w:rPr>
           <w:b/>
           <w:bCs/>
-          <w:lang w:val="en-US"/>
-        </w:rPr>
-        <w:t xml:space="preserve">HTTP </w:t>
+        </w:rPr>
+        <w:t xml:space="preserve">По </w:t>
       </w:r>
       <w:r>
         <w:rPr>
           <w:b/>
           <w:bCs/>
-          <w:lang w:val="ru-RU"/>
-        </w:rPr>
-        <w:t xml:space="preserve">можно передавать только </w:t>
+          <w:lang w:val="en-US"/>
+        </w:rPr>
+        <w:t xml:space="preserve">HTTP </w:t>
       </w:r>
       <w:r>
         <w:rPr>
           <w:b/>
           <w:bCs/>
-          <w:lang w:val="en-US"/>
-        </w:rPr>
-        <w:t>Web-</w:t>
+          <w:lang w:val="ru-RU"/>
+        </w:rPr>
+        <w:t xml:space="preserve">можно передавать только </w:t>
       </w:r>
       <w:r>
         <w:rPr>
           <w:b/>
           <w:bCs/>
-          <w:lang w:val="ru-RU"/>
-        </w:rPr>
-        <w:t xml:space="preserve">страницы </w:t>
+          <w:lang w:val="en-US"/>
+        </w:rPr>
+        <w:t>Web-</w:t>
       </w:r>
       <w:r>
         <w:rPr>
           <w:b/>
           <w:bCs/>
-          <w:lang w:val="en-US"/>
-        </w:rPr>
-        <w:t>html</w:t>
+          <w:lang w:val="ru-RU"/>
+        </w:rPr>
+        <w:t xml:space="preserve">страницы </w:t>
       </w:r>
       <w:r>
         <w:rPr>
           <w:b/>
           <w:bCs/>
+          <w:lang w:val="en-US"/>
+        </w:rPr>
+        <w:t>html</w:t>
+      </w:r>
+      <w:r>
+        <w:rPr>
+          <w:b/>
+          <w:bCs/>
           <w:lang w:val="ru-RU"/>
         </w:rPr>
         <w:t>?</w:t>
@@ -271,15 +288,7 @@
           <w:bCs w:val="false"/>
           <w:lang w:val="ru-RU"/>
         </w:rPr>
-        <w:t xml:space="preserve">вызывать программы которые расположены на сервере. </w:t>
-      </w:r>
-      <w:r>
-        <w:rPr>
-          <w:b w:val="false"/>
-          <w:bCs w:val="false"/>
-          <w:lang w:val="ru-RU"/>
-        </w:rPr>
-        <w:t xml:space="preserve">Сохраняется стандартная логика </w:t>
+        <w:t xml:space="preserve">вызывать программы которые расположены на сервере. Сохраняется стандартная логика </w:t>
       </w:r>
       <w:r>
         <w:rPr>
@@ -295,15 +304,7 @@
           <w:bCs w:val="false"/>
           <w:lang w:val="ru-RU"/>
         </w:rPr>
-        <w:t xml:space="preserve">запрос-ответ. </w:t>
-      </w:r>
-      <w:r>
-        <w:rPr>
-          <w:b w:val="false"/>
-          <w:bCs w:val="false"/>
-          <w:lang w:val="ru-RU"/>
-        </w:rPr>
-        <w:t>Прога срабатывает, и возвращает в качестве</w:t>
+        <w:t>запрос-ответ. Прога срабатывает, и возвращает в качестве</w:t>
       </w:r>
       <w:r>
         <w:rPr>
@@ -351,15 +352,7 @@
           <w:bCs w:val="false"/>
           <w:lang w:val="ru-RU"/>
         </w:rPr>
-        <w:t xml:space="preserve"> </w:t>
-      </w:r>
-      <w:r>
-        <w:rPr>
-          <w:b w:val="false"/>
-          <w:bCs w:val="false"/>
-          <w:lang w:val="ru-RU"/>
-        </w:rPr>
-        <w:t>Тут мы обращаемся по</w:t>
+        <w:t xml:space="preserve"> Тут мы обращаемся по</w:t>
       </w:r>
       <w:r>
         <w:rPr>
@@ -626,15 +619,7 @@
           <w:bCs w:val="false"/>
           <w:lang w:val="ru-RU"/>
         </w:rPr>
-        <w:t xml:space="preserve"> </w:t>
-      </w:r>
-      <w:r>
-        <w:rPr>
-          <w:b w:val="false"/>
-          <w:bCs w:val="false"/>
-          <w:lang w:val="ru-RU"/>
-        </w:rPr>
-        <w:t>как часть</w:t>
+        <w:t xml:space="preserve"> как часть</w:t>
       </w:r>
       <w:r>
         <w:rPr>
@@ -658,31 +643,15 @@
           <w:bCs w:val="false"/>
           <w:lang w:val="en-US"/>
         </w:rPr>
-        <w:t xml:space="preserve"> URL</w:t>
-      </w:r>
-      <w:r>
-        <w:rPr>
-          <w:b w:val="false"/>
-          <w:bCs w:val="false"/>
-          <w:lang w:val="en-US"/>
-        </w:rPr>
-        <w:t xml:space="preserve"> </w:t>
-      </w:r>
-      <w:r>
-        <w:rPr>
-          <w:b w:val="false"/>
-          <w:bCs w:val="false"/>
-          <w:lang w:val="ru-RU"/>
-        </w:rPr>
-        <w:t>или в теле запроса</w:t>
-      </w:r>
-      <w:r>
-        <w:rPr>
-          <w:b w:val="false"/>
-          <w:bCs w:val="false"/>
-          <w:lang w:val="ru-RU"/>
-        </w:rPr>
-        <w:t xml:space="preserve">. Параметры зависят от конкретного </w:t>
+        <w:t xml:space="preserve"> URL </w:t>
+      </w:r>
+      <w:r>
+        <w:rPr>
+          <w:b w:val="false"/>
+          <w:bCs w:val="false"/>
+          <w:lang w:val="ru-RU"/>
+        </w:rPr>
+        <w:t xml:space="preserve">или в теле запроса. Параметры зависят от конкретного </w:t>
       </w:r>
       <w:r>
         <w:rPr>
@@ -698,15 +667,7 @@
           <w:bCs w:val="false"/>
           <w:lang w:val="ru-RU"/>
         </w:rPr>
-        <w:t xml:space="preserve">. </w:t>
-      </w:r>
-      <w:r>
-        <w:rPr>
-          <w:b w:val="false"/>
-          <w:bCs w:val="false"/>
-          <w:lang w:val="ru-RU"/>
-        </w:rPr>
-        <w:t xml:space="preserve">В </w:t>
+        <w:t xml:space="preserve">. В </w:t>
       </w:r>
       <w:r>
         <w:rPr>
@@ -722,15 +683,7 @@
           <w:bCs w:val="false"/>
           <w:lang w:val="ru-RU"/>
         </w:rPr>
-        <w:t>п</w:t>
-      </w:r>
-      <w:r>
-        <w:rPr>
-          <w:b w:val="false"/>
-          <w:bCs w:val="false"/>
-          <w:lang w:val="ru-RU"/>
-        </w:rPr>
-        <w:t>араметры записываются после знака вопроса, форма записи параметра: название=значение</w:t>
+        <w:t>параметры записываются после знака вопроса, форма записи параметра: название=значение</w:t>
       </w:r>
       <w:r>
         <w:rPr>
@@ -972,7 +925,7 @@
       </w:pPr>
       <w:r>
         <w:rPr>
-          <w:lang w:val="en-US"/>
+          <w:lang w:val="ru-RU"/>
         </w:rPr>
       </w:r>
     </w:p>
@@ -1022,7 +975,7 @@
       </w:pPr>
       <w:r>
         <w:rPr>
-          <w:lang w:val="en-US"/>
+          <w:lang w:val="ru-RU"/>
         </w:rPr>
         <w:drawing>
           <wp:anchor behindDoc="0" distT="0" distB="0" distL="0" distR="0" simplePos="0" locked="0" layoutInCell="0" allowOverlap="1" relativeHeight="5">
@@ -1269,35 +1222,35 @@
       </w:pPr>
       <w:r>
         <w:rPr>
-          <w:lang w:val="en-US"/>
-        </w:rPr>
-      </w:r>
-    </w:p>
-    <w:p>
-      <w:pPr>
-        <w:pStyle w:val="Normal"/>
-        <w:spacing w:before="0" w:after="0"/>
-        <w:rPr>
-          <w:lang w:val="ru-RU"/>
-        </w:rPr>
-      </w:pPr>
-      <w:r>
-        <w:rPr>
-          <w:lang w:val="en-US"/>
-        </w:rPr>
-      </w:r>
-    </w:p>
-    <w:p>
-      <w:pPr>
-        <w:pStyle w:val="Normal"/>
-        <w:spacing w:before="0" w:after="0"/>
-        <w:rPr>
-          <w:lang w:val="ru-RU"/>
-        </w:rPr>
-      </w:pPr>
-      <w:r>
-        <w:rPr>
-          <w:lang w:val="en-US"/>
+          <w:lang w:val="ru-RU"/>
+        </w:rPr>
+      </w:r>
+    </w:p>
+    <w:p>
+      <w:pPr>
+        <w:pStyle w:val="Normal"/>
+        <w:spacing w:before="0" w:after="0"/>
+        <w:rPr>
+          <w:lang w:val="ru-RU"/>
+        </w:rPr>
+      </w:pPr>
+      <w:r>
+        <w:rPr>
+          <w:lang w:val="ru-RU"/>
+        </w:rPr>
+      </w:r>
+    </w:p>
+    <w:p>
+      <w:pPr>
+        <w:pStyle w:val="Normal"/>
+        <w:spacing w:before="0" w:after="0"/>
+        <w:rPr>
+          <w:lang w:val="ru-RU"/>
+        </w:rPr>
+      </w:pPr>
+      <w:r>
+        <w:rPr>
+          <w:lang w:val="ru-RU"/>
         </w:rPr>
       </w:r>
     </w:p>
@@ -1358,13 +1311,7 @@
         <w:rPr>
           <w:lang w:val="ru-RU"/>
         </w:rPr>
-        <w:t xml:space="preserve">Но можно использовать и другие </w:t>
-      </w:r>
-      <w:r>
-        <w:rPr>
-          <w:lang w:val="ru-RU"/>
-        </w:rPr>
-        <w:t>разные методы</w:t>
+        <w:t>Но можно использовать и другие разные методы</w:t>
       </w:r>
       <w:r>
         <w:rPr>
@@ -1439,13 +1386,7 @@
         <w:rPr>
           <w:lang w:val="ru-RU"/>
         </w:rPr>
-        <w:t xml:space="preserve">Таблица </w:t>
-      </w:r>
-      <w:r>
-        <w:rPr>
-          <w:lang w:val="ru-RU"/>
-        </w:rPr>
-        <w:t xml:space="preserve">с соответствием методов </w:t>
+        <w:t xml:space="preserve">Таблица с соответствием методов </w:t>
       </w:r>
       <w:r>
         <w:rPr>
@@ -1481,13 +1422,7 @@
         <w:rPr>
           <w:lang w:val="ru-RU"/>
         </w:rPr>
-        <w:t xml:space="preserve"> строгого требования нет -</w:t>
-      </w:r>
-      <w:r>
-        <w:rPr>
-          <w:lang w:val="ru-RU"/>
-        </w:rPr>
-        <w:t xml:space="preserve"> ничто не мешает сделать так, чтобы метод </w:t>
+        <w:t xml:space="preserve"> строгого требования нет - ничто не мешает сделать так, чтобы метод </w:t>
       </w:r>
       <w:r>
         <w:rPr>
@@ -1512,7 +1447,7 @@
       </w:pPr>
       <w:r>
         <w:rPr>
-          <w:lang w:val="en-US"/>
+          <w:lang w:val="ru-RU"/>
         </w:rPr>
         <w:drawing>
           <wp:anchor behindDoc="0" distT="0" distB="0" distL="0" distR="0" simplePos="0" locked="0" layoutInCell="0" allowOverlap="1" relativeHeight="6">
@@ -1571,119 +1506,119 @@
       </w:pPr>
       <w:r>
         <w:rPr>
-          <w:lang w:val="en-US"/>
-        </w:rPr>
-      </w:r>
-    </w:p>
-    <w:p>
-      <w:pPr>
-        <w:pStyle w:val="Normal"/>
-        <w:spacing w:before="0" w:after="0"/>
-        <w:rPr>
-          <w:lang w:val="ru-RU"/>
-        </w:rPr>
-      </w:pPr>
-      <w:r>
-        <w:rPr>
-          <w:lang w:val="en-US"/>
-        </w:rPr>
-      </w:r>
-    </w:p>
-    <w:p>
-      <w:pPr>
-        <w:pStyle w:val="Normal"/>
-        <w:spacing w:before="0" w:after="0"/>
-        <w:rPr>
-          <w:lang w:val="ru-RU"/>
-        </w:rPr>
-      </w:pPr>
-      <w:r>
-        <w:rPr>
-          <w:lang w:val="en-US"/>
-        </w:rPr>
-      </w:r>
-    </w:p>
-    <w:p>
-      <w:pPr>
-        <w:pStyle w:val="Normal"/>
-        <w:spacing w:before="0" w:after="0"/>
-        <w:rPr>
-          <w:lang w:val="ru-RU"/>
-        </w:rPr>
-      </w:pPr>
-      <w:r>
-        <w:rPr>
-          <w:lang w:val="en-US"/>
-        </w:rPr>
-      </w:r>
-    </w:p>
-    <w:p>
-      <w:pPr>
-        <w:pStyle w:val="Normal"/>
-        <w:spacing w:before="0" w:after="0"/>
-        <w:rPr>
-          <w:lang w:val="ru-RU"/>
-        </w:rPr>
-      </w:pPr>
-      <w:r>
-        <w:rPr>
-          <w:lang w:val="en-US"/>
-        </w:rPr>
-      </w:r>
-    </w:p>
-    <w:p>
-      <w:pPr>
-        <w:pStyle w:val="Normal"/>
-        <w:spacing w:before="0" w:after="0"/>
-        <w:rPr>
-          <w:lang w:val="ru-RU"/>
-        </w:rPr>
-      </w:pPr>
-      <w:r>
-        <w:rPr>
-          <w:lang w:val="en-US"/>
-        </w:rPr>
-      </w:r>
-    </w:p>
-    <w:p>
-      <w:pPr>
-        <w:pStyle w:val="Normal"/>
-        <w:spacing w:before="0" w:after="0"/>
-        <w:rPr>
-          <w:lang w:val="ru-RU"/>
-        </w:rPr>
-      </w:pPr>
-      <w:r>
-        <w:rPr>
-          <w:lang w:val="en-US"/>
-        </w:rPr>
-      </w:r>
-    </w:p>
-    <w:p>
-      <w:pPr>
-        <w:pStyle w:val="Normal"/>
-        <w:spacing w:before="0" w:after="0"/>
-        <w:rPr>
-          <w:lang w:val="ru-RU"/>
-        </w:rPr>
-      </w:pPr>
-      <w:r>
-        <w:rPr>
-          <w:lang w:val="en-US"/>
-        </w:rPr>
-      </w:r>
-    </w:p>
-    <w:p>
-      <w:pPr>
-        <w:pStyle w:val="Normal"/>
-        <w:spacing w:before="0" w:after="0"/>
-        <w:rPr>
-          <w:lang w:val="ru-RU"/>
-        </w:rPr>
-      </w:pPr>
-      <w:r>
-        <w:rPr>
-          <w:lang w:val="en-US"/>
+          <w:lang w:val="ru-RU"/>
+        </w:rPr>
+      </w:r>
+    </w:p>
+    <w:p>
+      <w:pPr>
+        <w:pStyle w:val="Normal"/>
+        <w:spacing w:before="0" w:after="0"/>
+        <w:rPr>
+          <w:lang w:val="ru-RU"/>
+        </w:rPr>
+      </w:pPr>
+      <w:r>
+        <w:rPr>
+          <w:lang w:val="ru-RU"/>
+        </w:rPr>
+      </w:r>
+    </w:p>
+    <w:p>
+      <w:pPr>
+        <w:pStyle w:val="Normal"/>
+        <w:spacing w:before="0" w:after="0"/>
+        <w:rPr>
+          <w:lang w:val="ru-RU"/>
+        </w:rPr>
+      </w:pPr>
+      <w:r>
+        <w:rPr>
+          <w:lang w:val="ru-RU"/>
+        </w:rPr>
+      </w:r>
+    </w:p>
+    <w:p>
+      <w:pPr>
+        <w:pStyle w:val="Normal"/>
+        <w:spacing w:before="0" w:after="0"/>
+        <w:rPr>
+          <w:lang w:val="ru-RU"/>
+        </w:rPr>
+      </w:pPr>
+      <w:r>
+        <w:rPr>
+          <w:lang w:val="ru-RU"/>
+        </w:rPr>
+      </w:r>
+    </w:p>
+    <w:p>
+      <w:pPr>
+        <w:pStyle w:val="Normal"/>
+        <w:spacing w:before="0" w:after="0"/>
+        <w:rPr>
+          <w:lang w:val="ru-RU"/>
+        </w:rPr>
+      </w:pPr>
+      <w:r>
+        <w:rPr>
+          <w:lang w:val="ru-RU"/>
+        </w:rPr>
+      </w:r>
+    </w:p>
+    <w:p>
+      <w:pPr>
+        <w:pStyle w:val="Normal"/>
+        <w:spacing w:before="0" w:after="0"/>
+        <w:rPr>
+          <w:lang w:val="ru-RU"/>
+        </w:rPr>
+      </w:pPr>
+      <w:r>
+        <w:rPr>
+          <w:lang w:val="ru-RU"/>
+        </w:rPr>
+      </w:r>
+    </w:p>
+    <w:p>
+      <w:pPr>
+        <w:pStyle w:val="Normal"/>
+        <w:spacing w:before="0" w:after="0"/>
+        <w:rPr>
+          <w:lang w:val="ru-RU"/>
+        </w:rPr>
+      </w:pPr>
+      <w:r>
+        <w:rPr>
+          <w:lang w:val="ru-RU"/>
+        </w:rPr>
+      </w:r>
+    </w:p>
+    <w:p>
+      <w:pPr>
+        <w:pStyle w:val="Normal"/>
+        <w:spacing w:before="0" w:after="0"/>
+        <w:rPr>
+          <w:lang w:val="ru-RU"/>
+        </w:rPr>
+      </w:pPr>
+      <w:r>
+        <w:rPr>
+          <w:lang w:val="ru-RU"/>
+        </w:rPr>
+      </w:r>
+    </w:p>
+    <w:p>
+      <w:pPr>
+        <w:pStyle w:val="Normal"/>
+        <w:spacing w:before="0" w:after="0"/>
+        <w:rPr>
+          <w:lang w:val="ru-RU"/>
+        </w:rPr>
+      </w:pPr>
+      <w:r>
+        <w:rPr>
+          <w:lang w:val="ru-RU"/>
         </w:rPr>
       </w:r>
     </w:p>
@@ -1975,7 +1910,7 @@
       </w:pPr>
       <w:r>
         <w:rPr>
-          <w:lang w:val="ru-RU"/>
+          <w:lang w:val="en-US"/>
         </w:rPr>
       </w:r>
     </w:p>
@@ -2920,8 +2855,9 @@
       <w:u w:val="single"/>
     </w:rPr>
   </w:style>
-  <w:style w:type="character" w:styleId="Hyperlink">
-    <w:name w:val="Hyperlink"/>
+  <w:style w:type="character" w:styleId="InternetLink1">
+    <w:name w:val="Internet Link1"/>
+    <w:qFormat/>
     <w:rPr>
       <w:color w:val="000080"/>
       <w:u w:val="single"/>
